--- a/ind/docx/06.content.docx
+++ b/ind/docx/06.content.docx
@@ -19,7 +19,7 @@
         <w:rPr>
           <w:lang w:val="id_ID" w:bidi="id_ID"/>
         </w:rPr>
-        <w:t>Resource: Tyndale Open Study Notes</w:t>
+        <w:t>Resource: Aquifer Open Study Notes (Book Intros)</w:t>
       </w:r>
       <w:r>
         <w:rPr>
@@ -112,7 +112,7 @@
         <w:rPr>
           <w:lang w:val="id_ID" w:bidi="id_ID"/>
         </w:rPr>
-        <w:t>Tyndale Open Study Notes</w:t>
+        <w:t>Aquifer Open Study Notes (Book Intros)</w:t>
       </w:r>
     </w:p>
     <w:p>

--- a/ind/docx/06.content.docx
+++ b/ind/docx/06.content.docx
@@ -311,72 +311,48 @@
         </w:rPr>
         <w:t xml:space="preserve">Bagian pertama dari Kitab Yosua (pasal </w:t>
       </w:r>
-      <w:hyperlink r:id="rId13">
-        <w:r>
-          <w:rPr>
-            <w:lang w:val="id_ID" w:bidi="id_ID"/>
-          </w:rPr>
-          <w:rPr>
-            <w:color w:val="0000EE"/>
-            <w:u w:val="single"/>
-          </w:rPr>
-          <w:t>1–12</w:t>
-        </w:r>
-      </w:hyperlink>
+      <w:r>
+        <w:rPr>
+          <w:lang w:val="id_ID" w:bidi="id_ID"/>
+        </w:rPr>
+        <w:t>1–12</w:t>
+      </w:r>
       <w:r>
         <w:rPr>
           <w:lang w:val="id_ID" w:bidi="id_ID"/>
         </w:rPr>
         <w:t xml:space="preserve">) adalah salah satu narasi paling dramatis dalam Alkitab. Dalam persiapan Israel untuk menyeberangi Yordan, Yosua mengirim dua pemuda untuk mengintai Yerikho, sebuah kota yang harus ditaklukkan oleh Israel untuk memasuki daerah perbukitan. Para pengintai muda dibantu oleh seorang perempuan bernama Rahab, dan mereka berjanji untuk menyelamatkan dia dan keluarganya sebagai imbalan atas bantuannya (pasal </w:t>
       </w:r>
-      <w:hyperlink r:id="rId14">
-        <w:r>
-          <w:rPr>
-            <w:lang w:val="id_ID" w:bidi="id_ID"/>
-          </w:rPr>
-          <w:rPr>
-            <w:color w:val="0000EE"/>
-            <w:u w:val="single"/>
-          </w:rPr>
-          <w:t>2</w:t>
-        </w:r>
-      </w:hyperlink>
+      <w:r>
+        <w:rPr>
+          <w:lang w:val="id_ID" w:bidi="id_ID"/>
+        </w:rPr>
+        <w:t>2</w:t>
+      </w:r>
       <w:r>
         <w:rPr>
           <w:lang w:val="id_ID" w:bidi="id_ID"/>
         </w:rPr>
         <w:t xml:space="preserve">). Bangsa Israel menyeberangi Sungai Yordan, yang aliran airnya secara ajaib dihentikan (pasal </w:t>
       </w:r>
-      <w:hyperlink r:id="rId15">
-        <w:r>
-          <w:rPr>
-            <w:lang w:val="id_ID" w:bidi="id_ID"/>
-          </w:rPr>
-          <w:rPr>
-            <w:color w:val="0000EE"/>
-            <w:u w:val="single"/>
-          </w:rPr>
-          <w:t>3</w:t>
-        </w:r>
-      </w:hyperlink>
+      <w:r>
+        <w:rPr>
+          <w:lang w:val="id_ID" w:bidi="id_ID"/>
+        </w:rPr>
+        <w:t>3</w:t>
+      </w:r>
       <w:r>
         <w:rPr>
           <w:lang w:val="id_ID" w:bidi="id_ID"/>
         </w:rPr>
         <w:t xml:space="preserve">). Kemudian Allah memberikan kota Yerikho kepada Israel dengan meruntuhkan tembok-temboknya (pasal </w:t>
       </w:r>
-      <w:hyperlink r:id="rId16">
-        <w:r>
-          <w:rPr>
-            <w:lang w:val="id_ID" w:bidi="id_ID"/>
-          </w:rPr>
-          <w:rPr>
-            <w:color w:val="0000EE"/>
-            <w:u w:val="single"/>
-          </w:rPr>
-          <w:t>6</w:t>
-        </w:r>
-      </w:hyperlink>
+      <w:r>
+        <w:rPr>
+          <w:lang w:val="id_ID" w:bidi="id_ID"/>
+        </w:rPr>
+        <w:t>6</w:t>
+      </w:r>
       <w:r>
         <w:rPr>
           <w:lang w:val="id_ID" w:bidi="id_ID"/>
@@ -397,54 +373,36 @@
         </w:rPr>
         <w:t xml:space="preserve">Penguasaan atas kota Yerikho membuka jalur menuju barat ke daerah perbukitan. Namun, seorang pria bernama Akhan melanggar perintah Allah, membuat Tuhan tidak senang, dan Israel mengalami kemunduran sebelum dosa Akhan ditemukan dan dihakimi (Pasal </w:t>
       </w:r>
-      <w:hyperlink r:id="rId17">
-        <w:r>
-          <w:rPr>
-            <w:lang w:val="id_ID" w:bidi="id_ID"/>
-          </w:rPr>
-          <w:rPr>
-            <w:color w:val="0000EE"/>
-            <w:u w:val="single"/>
-          </w:rPr>
-          <w:t>7</w:t>
-        </w:r>
-      </w:hyperlink>
+      <w:r>
+        <w:rPr>
+          <w:lang w:val="id_ID" w:bidi="id_ID"/>
+        </w:rPr>
+        <w:t>7</w:t>
+      </w:r>
       <w:r>
         <w:rPr>
           <w:lang w:val="id_ID" w:bidi="id_ID"/>
         </w:rPr>
         <w:t xml:space="preserve">). Allah kemudian memberikan Yosua kemenangan yang gemilang atas koalisi yang dibentuk secara tergesa-gesa dari negara-negara kota Kanaan selatan; Allah bahkan mengabulkan permintaan Yosua agar matahari dan bulan berhenti sampai kemenangan tercapai (Pasal </w:t>
       </w:r>
-      <w:hyperlink r:id="rId18">
-        <w:r>
-          <w:rPr>
-            <w:lang w:val="id_ID" w:bidi="id_ID"/>
-          </w:rPr>
-          <w:rPr>
-            <w:color w:val="0000EE"/>
-            <w:u w:val="single"/>
-          </w:rPr>
-          <w:t>10</w:t>
-        </w:r>
-      </w:hyperlink>
+      <w:r>
+        <w:rPr>
+          <w:lang w:val="id_ID" w:bidi="id_ID"/>
+        </w:rPr>
+        <w:t>10</w:t>
+      </w:r>
       <w:r>
         <w:rPr>
           <w:lang w:val="id_ID" w:bidi="id_ID"/>
         </w:rPr>
         <w:t xml:space="preserve">). Yosua kemudian bergerak ke utara, di mana ia meraih kemenangan yang sama menentukan atas koalisi negara-negara kota utara (Pasal </w:t>
       </w:r>
-      <w:hyperlink r:id="rId19">
-        <w:r>
-          <w:rPr>
-            <w:lang w:val="id_ID" w:bidi="id_ID"/>
-          </w:rPr>
-          <w:rPr>
-            <w:color w:val="0000EE"/>
-            <w:u w:val="single"/>
-          </w:rPr>
-          <w:t>11</w:t>
-        </w:r>
-      </w:hyperlink>
+      <w:r>
+        <w:rPr>
+          <w:lang w:val="id_ID" w:bidi="id_ID"/>
+        </w:rPr>
+        <w:t>11</w:t>
+      </w:r>
       <w:r>
         <w:rPr>
           <w:lang w:val="id_ID" w:bidi="id_ID"/>
@@ -465,162 +423,108 @@
         </w:rPr>
         <w:t xml:space="preserve">Bagian kedua dari Kitab Yosua (pasal </w:t>
       </w:r>
-      <w:hyperlink r:id="rId20">
-        <w:r>
-          <w:rPr>
-            <w:lang w:val="id_ID" w:bidi="id_ID"/>
-          </w:rPr>
-          <w:rPr>
-            <w:color w:val="0000EE"/>
-            <w:u w:val="single"/>
-          </w:rPr>
-          <w:t>13–24</w:t>
-        </w:r>
-      </w:hyperlink>
+      <w:r>
+        <w:rPr>
+          <w:lang w:val="id_ID" w:bidi="id_ID"/>
+        </w:rPr>
+        <w:t>13–24</w:t>
+      </w:r>
       <w:r>
         <w:rPr>
           <w:lang w:val="id_ID" w:bidi="id_ID"/>
         </w:rPr>
         <w:t xml:space="preserve">) mencatat pembagian wilayah Israel, termasuk deskripsi rinci tentang wilayah yang diberikan kepada Yehuda, Benyamin, dan Yusuf (pasal </w:t>
       </w:r>
-      <w:hyperlink r:id="rId21">
-        <w:r>
-          <w:rPr>
-            <w:lang w:val="id_ID" w:bidi="id_ID"/>
-          </w:rPr>
-          <w:rPr>
-            <w:color w:val="0000EE"/>
-            <w:u w:val="single"/>
-          </w:rPr>
-          <w:t>15–19</w:t>
-        </w:r>
-      </w:hyperlink>
+      <w:r>
+        <w:rPr>
+          <w:lang w:val="id_ID" w:bidi="id_ID"/>
+        </w:rPr>
+        <w:t>15–19</w:t>
+      </w:r>
       <w:r>
         <w:rPr>
           <w:lang w:val="id_ID" w:bidi="id_ID"/>
         </w:rPr>
         <w:t xml:space="preserve">); suku-suku ini menjadi inti dari Israel. Warisan Kaleb dan Yosua membuka dan menutup bagian pembagian wilayah ini (pasal </w:t>
       </w:r>
-      <w:hyperlink r:id="rId22">
-        <w:r>
-          <w:rPr>
-            <w:lang w:val="id_ID" w:bidi="id_ID"/>
-          </w:rPr>
-          <w:rPr>
-            <w:color w:val="0000EE"/>
-            <w:u w:val="single"/>
-          </w:rPr>
-          <w:t>15</w:t>
-        </w:r>
-      </w:hyperlink>
+      <w:r>
+        <w:rPr>
+          <w:lang w:val="id_ID" w:bidi="id_ID"/>
+        </w:rPr>
+        <w:t>15</w:t>
+      </w:r>
       <w:r>
         <w:rPr>
           <w:lang w:val="id_ID" w:bidi="id_ID"/>
         </w:rPr>
         <w:t xml:space="preserve"> dan </w:t>
       </w:r>
-      <w:hyperlink r:id="rId23">
-        <w:r>
-          <w:rPr>
-            <w:lang w:val="id_ID" w:bidi="id_ID"/>
-          </w:rPr>
-          <w:rPr>
-            <w:color w:val="0000EE"/>
-            <w:u w:val="single"/>
-          </w:rPr>
-          <w:t>19</w:t>
-        </w:r>
-      </w:hyperlink>
+      <w:r>
+        <w:rPr>
+          <w:lang w:val="id_ID" w:bidi="id_ID"/>
+        </w:rPr>
+        <w:t>19</w:t>
+      </w:r>
       <w:r>
         <w:rPr>
           <w:lang w:val="id_ID" w:bidi="id_ID"/>
         </w:rPr>
         <w:t xml:space="preserve">). Penetapan enam kota perlindungan (pasal </w:t>
       </w:r>
-      <w:hyperlink r:id="rId24">
-        <w:r>
-          <w:rPr>
-            <w:lang w:val="id_ID" w:bidi="id_ID"/>
-          </w:rPr>
-          <w:rPr>
-            <w:color w:val="0000EE"/>
-            <w:u w:val="single"/>
-          </w:rPr>
-          <w:t>20</w:t>
-        </w:r>
-      </w:hyperlink>
+      <w:r>
+        <w:rPr>
+          <w:lang w:val="id_ID" w:bidi="id_ID"/>
+        </w:rPr>
+        <w:t>20</w:t>
+      </w:r>
       <w:r>
         <w:rPr>
           <w:lang w:val="id_ID" w:bidi="id_ID"/>
         </w:rPr>
         <w:t xml:space="preserve">) dan penugasan kota-kota kepada orang Lewi di setiap wilayah suku (pasal </w:t>
       </w:r>
-      <w:hyperlink r:id="rId25">
-        <w:r>
-          <w:rPr>
-            <w:lang w:val="id_ID" w:bidi="id_ID"/>
-          </w:rPr>
-          <w:rPr>
-            <w:color w:val="0000EE"/>
-            <w:u w:val="single"/>
-          </w:rPr>
-          <w:t>21</w:t>
-        </w:r>
-      </w:hyperlink>
+      <w:r>
+        <w:rPr>
+          <w:lang w:val="id_ID" w:bidi="id_ID"/>
+        </w:rPr>
+        <w:t>21</w:t>
+      </w:r>
       <w:r>
         <w:rPr>
           <w:lang w:val="id_ID" w:bidi="id_ID"/>
         </w:rPr>
         <w:t xml:space="preserve">) melengkapi proses pembagian tanah kepada suku-suku. Dua setengah suku yang menerima tanah di sisi timur Sungai Yordan diizinkan untuk pulang ke kemah mereka, tetapi mereka harus menyelesaikan kesalahpahaman dengan suku-suku barat mengenai pembangunan sebuah tugu peringatan (pasal </w:t>
       </w:r>
-      <w:hyperlink r:id="rId26">
-        <w:r>
-          <w:rPr>
-            <w:lang w:val="id_ID" w:bidi="id_ID"/>
-          </w:rPr>
-          <w:rPr>
-            <w:color w:val="0000EE"/>
-            <w:u w:val="single"/>
-          </w:rPr>
-          <w:t>22</w:t>
-        </w:r>
-      </w:hyperlink>
+      <w:r>
+        <w:rPr>
+          <w:lang w:val="id_ID" w:bidi="id_ID"/>
+        </w:rPr>
+        <w:t>22</w:t>
+      </w:r>
       <w:r>
         <w:rPr>
           <w:lang w:val="id_ID" w:bidi="id_ID"/>
         </w:rPr>
         <w:t xml:space="preserve">). Kitab ini diakhiri dengan perpisahan Yosua (pasal </w:t>
       </w:r>
-      <w:hyperlink r:id="rId27">
-        <w:r>
-          <w:rPr>
-            <w:lang w:val="id_ID" w:bidi="id_ID"/>
-          </w:rPr>
-          <w:rPr>
-            <w:color w:val="0000EE"/>
-            <w:u w:val="single"/>
-          </w:rPr>
-          <w:t>23</w:t>
-        </w:r>
-      </w:hyperlink>
+      <w:r>
+        <w:rPr>
+          <w:lang w:val="id_ID" w:bidi="id_ID"/>
+        </w:rPr>
+        <w:t>23</w:t>
+      </w:r>
       <w:r>
         <w:rPr>
           <w:lang w:val="id_ID" w:bidi="id_ID"/>
         </w:rPr>
         <w:t xml:space="preserve">), pertemuannya dengan bangsa Israel untuk memperbarui perjanjian mereka dengan Allah, dan tiga pemakaman penting (pasal </w:t>
       </w:r>
-      <w:hyperlink r:id="rId28">
-        <w:r>
-          <w:rPr>
-            <w:lang w:val="id_ID" w:bidi="id_ID"/>
-          </w:rPr>
-          <w:rPr>
-            <w:color w:val="0000EE"/>
-            <w:u w:val="single"/>
-          </w:rPr>
-          <w:t>24</w:t>
-        </w:r>
-      </w:hyperlink>
+      <w:r>
+        <w:rPr>
+          <w:lang w:val="id_ID" w:bidi="id_ID"/>
+        </w:rPr>
+        <w:t>24</w:t>
+      </w:r>
       <w:r>
         <w:rPr>
           <w:lang w:val="id_ID" w:bidi="id_ID"/>
@@ -732,18 +636,12 @@
         </w:rPr>
         <w:t xml:space="preserve">Kitab Yosua mencatat hanya garis besar masuknya Israel ke Kanaan. Kitab Yosua tidak menyatakan atau menyiratkan bahwa Israel menghancurkan semua orang Kanaan dan kota-kota mereka. Banyak orang Kanaan tetap ada, seperti yang juga dijelaskan dalam Kitab Hakim-hakim berikutnya. Sejarah multi-generasi Israel yang dicatat dalam Kitab Hakim-hakim menunjukkan bahwa Israel secara bertahap menjadi lebih kuat dan menyerap orang Kanaan. Pada masa Raja Daud, sebagian besar orang di tanah tersebut menganggap diri mereka sebagai Bangsa Israel, meskipun beberapa kelompok yang berbeda masih tetap ada (misalnya, </w:t>
       </w:r>
-      <w:hyperlink r:id="rId29">
-        <w:r>
-          <w:rPr>
-            <w:lang w:val="id_ID" w:bidi="id_ID"/>
-          </w:rPr>
-          <w:rPr>
-            <w:color w:val="0000EE"/>
-            <w:u w:val="single"/>
-          </w:rPr>
-          <w:t>2Sam. 5:6–8</w:t>
-        </w:r>
-      </w:hyperlink>
+      <w:r>
+        <w:rPr>
+          <w:lang w:val="id_ID" w:bidi="id_ID"/>
+        </w:rPr>
+        <w:t>2Sam. 5:6–8</w:t>
+      </w:r>
       <w:r>
         <w:rPr>
           <w:lang w:val="id_ID" w:bidi="id_ID"/>
